--- a/site/files/Phase-Protocol-202-The Quinn  Mermaid - Launched Foam Rescue Raft- Gemini Protocols.docx
+++ b/site/files/Phase-Protocol-202-The Quinn  Mermaid - Launched Foam Rescue Raft- Gemini Protocols.docx
@@ -68,7 +68,7 @@
           <w:sz w:val="22"/>
           <w:b/>
         </w:rPr>
-        <w:t>PHASE 202: THE QUINN MERMAID — LAUNCHED FOAM RESCUE RAFT — STATUS: CURRENT — PASS / FIELD TEST. The foam family's third child, and the first that exists purely to save: flood rescue for the SES, the army, and anyone trying to reach people in rivers or wide flooded areas too deep to walk. A hand-held launcher fires a ten-inch cylinder — compact enough for any rescue vehicle, launchable to distance where no bulky raft can be thrown — on triple-braided fluoro pink Kevlar line: high visibility in debris-choked water, aramid strength per the Phase 188 lineage, the rescuer's hold on the raft for delivery and recovery. The delivery is UPSTREAM: the current that traps the stranded becomes the courier that brings them the raft. The timer is the three-second rule, same as the stars — NOT water-activated: water triggers are too slow for the speed of the current and fire when splashed, not when placed. The raft: a four-person lifeboat with gunwale edges, foam-solid from the family's aerated UV-cure stock — and the killing difference over air: if the skin housing is torn on a branch, the Mermaid is still a giant pool-noodle raft. Foam does not deflate. If speed was not a seconds issue, normal expanding foam that sets in about an hour, usful for opposite bank deployment. Amendment 1 (24 August 2026) seats the size ladder: launcher class follows raft size — the four-person pack stays hand-held; the oversize six-person and cargo packs ride a vehicle-mounted launcher, with the brace or ground-anchor standard on the big packs. The vet passed it with ordinary deployment testing and bounded 'unsinkable' to the foam-body sense.</w:t>
+        <w:t>PHASE 202: THE QUINN MERMAID — LAUNCHED FOAM RESCUE RAFT — STATUS: CURRENT — PASS / FIELD TEST. The foam family's third child, and the first that exists purely to save: flood rescue for the SES, the army, and anyone trying to reach people in rivers or wide flooded areas too deep to walk. A hand-held launcher fires a ten-inch cylinder — compact enough for any rescue vehicle, launchable to distance where no bulky raft can be thrown — on triple-braided fluoro pink Kevlar line: high visibility in debris-choked water, aramid strength per the Phase 188 lineage, the rescuer's hold on the raft for delivery and recovery. The delivery is UPSTREAM: the current that traps the stranded becomes the courier that brings them the raft. The timer is the three-second rule — NOT water-activated: water triggers are too slow for the speed of the current and fire when splashed, not when placed. The raft: a four-person lifeboat with gunwale edges, foam-solid from the family's aerated UV-cure stock — and the killing difference over air: if the skin housing is torn on a branch, the Mermaid is still a giant pool-noodle raft. Foam does not deflate. If speed was not a seconds issue, normal expanding foam that sets in about an hour, usful for opposite bank deployment. Amendment 1 (24 August 2026) seats the size ladder: launcher class follows raft size — the four-person pack stays hand-held; the oversize six-person and cargo packs ride a vehicle-mounted launcher, with the brace or ground-anchor standard on the big packs. The vet passed it with ordinary deployment testing and bounded 'unsinkable' to the foam-body sense.</w:t>
       </w:r>
     </w:p>
     <w:p>
@@ -138,20 +138,18 @@
         <w:rPr>
           <w:sz w:val="22"/>
         </w:rPr>
-        <w:t xml:space="preserve">THE CONTENTS LINE (verbatim): 'Phase 198: </w:t>
-      </w:r>
-      <w:r>
-        <w:rPr>
-          <w:sz w:val="22"/>
-          <w:b/>
-        </w:rPr>
-        <w:t xml:space="preserve">The Cake Oven — Horizontal Rotisserie &amp; the Bubble Doctrine.</w:t>
-      </w:r>
-      <w:r>
-        <w:rPr>
-          <w:sz w:val="22"/>
-        </w:rPr>
-        <w:t xml:space="preserve"> Same as for roasts and steaks convection oven-but-separate galley oven; locked-lid tin on a horizontal rotisserie at gravitational speed, restoring buoyancy, so zero-G batter degassing is gone and crumb forms'</w:t>
+        <w:t>THE CONTENTS LINE (verbatim): 'Phase 202: The Mermaid — Launched Foam Rescue Raft (Flood and Swift-Water). A hand-held launcher fires a ten-inch cylinder on a triple-braided fluoro pink Kevlar line, upstream from the stranded, on a three-second rule — the shell opens and a four-person lifeboat raft blooms in the current, foam-solid, and the current delivers it.'</w:t>
+      </w:r>
+      <w:r>
+        <w:rPr>
+          <w:sz w:val="22"/>
+          <w:b/>
+        </w:rPr>
+      </w:r>
+      <w:r>
+        <w:rPr>
+          <w:sz w:val="22"/>
+        </w:rPr>
       </w:r>
     </w:p>
     <w:p>
@@ -304,7 +302,7 @@
         <w:rPr>
           <w:sz w:val="22"/>
         </w:rPr>
-        <w:t xml:space="preserve"> the three-second rule, same as the stars — NOT water-activated. Water triggers are too slow for the speed of the current and fire when splashed, not when placed; the timer blooms the raft on the rule, predictably, every throw.</w:t>
+        <w:t xml:space="preserve"> the three-second rule — NOT water-activated. Water triggers are too slow for the speed of the current and fire when splashed, not when placed; the timer blooms the raft on the rule, predictably, every throw.</w:t>
       </w:r>
     </w:p>
     <w:p>
@@ -718,7 +716,7 @@
         <w:rPr>
           <w:sz w:val="22"/>
         </w:rPr>
-        <w:t xml:space="preserve"> the three-second rule, same as the stars — NOT water-activated; splashes don't get a vote.</w:t>
+        <w:t xml:space="preserve"> the three-second rule — NOT water-activated; splashes don't get a vote.</w:t>
       </w:r>
     </w:p>
     <w:p>
